--- a/EXPORTS/DOCX/published/niveau3/Dutch/WMRotterdam.docx
+++ b/EXPORTS/DOCX/published/niveau3/Dutch/WMRotterdam.docx
@@ -296,54 +296,7 @@
           <w:color w:val="000000"/>
           <w:sz w:val="24"/>
         </w:rPr>
-        <w:t>naar de voorzitter van de Yachtvereni</w:t>
-      </w:r>
-      <w:r>
-        <w:rPr>
-          <w:u w:val="single" w:color="0000ff"/>
-          <w:rFonts w:ascii="Charis SIL Regular" w:hAnsi="Charis SIL Regular" w:eastAsia="Charis SIL Regular"/>
-          <w:b w:val="0"/>
-          <w:i w:val="0"/>
-          <w:color w:val="000000"/>
-          <w:sz w:val="24"/>
-        </w:rPr>
-        <w:hyperlink r:id="rId9" w:history="1">
-          <w:r>
-            <w:rPr>
-              <w:rStyle w:val="Hyperlink"/>
-            </w:rPr>
-            <w:t>ging. Toe</w:t>
-          </w:r>
-        </w:hyperlink>
-      </w:r>
-      <w:r>
-        <w:rPr>
-          <w:u w:val="single" w:color="0000ff"/>
-          <w:rFonts w:ascii="Charis SIL Regular" w:hAnsi="Charis SIL Regular" w:eastAsia="Charis SIL Regular"/>
-          <w:b w:val="0"/>
-          <w:i w:val="0"/>
-          <w:color w:val="000000"/>
-          <w:sz w:val="24"/>
-        </w:rPr>
-        <w:hyperlink r:id="rId9" w:history="1">
-          <w:r>
-            <w:rPr>
-              <w:rStyle w:val="Hyperlink"/>
-            </w:rPr>
-            <w:t>n</w:t>
-          </w:r>
-        </w:hyperlink>
-      </w:r>
-      <w:r>
-        <w:rPr>
-          <w:u w:val="single" w:color="0000ff"/>
-          <w:rFonts w:ascii="Charis SIL Regular" w:hAnsi="Charis SIL Regular" w:eastAsia="Charis SIL Regular"/>
-          <w:b w:val="0"/>
-          <w:i w:val="0"/>
-          <w:color w:val="000000"/>
-          <w:sz w:val="24"/>
-        </w:rPr>
-        <w:t xml:space="preserve"> </w:t>
+        <w:t xml:space="preserve">naar de voorzitter van de Yachtvereniging. Toen </w:t>
       </w:r>
       <w:r>
         <w:rPr>
@@ -354,7 +307,7 @@
           <w:sz w:val="24"/>
           <w:u w:val="single"/>
         </w:rPr>
-        <w:hyperlink r:id="rId9" w:history="1">
+        <w:hyperlink r:id="rId10" w:history="1">
           <w:r>
             <w:rPr>
               <w:rStyle w:val="Hyperlink"/>
@@ -383,7 +336,7 @@
           <w:sz w:val="24"/>
           <w:u w:val="single"/>
         </w:rPr>
-        <w:hyperlink r:id="rId9" w:history="1">
+        <w:hyperlink r:id="rId10" w:history="1">
           <w:r>
             <w:rPr>
               <w:rStyle w:val="Hyperlink"/>
@@ -747,7 +700,25 @@
           <w:color w:val="000000"/>
           <w:sz w:val="24"/>
         </w:rPr>
-        <w:t>Advies van het museum plaatsnam, dien</w:t>
+        <w:t xml:space="preserve">Advies van het museum plaatsnam, </w:t>
+      </w:r>
+      <w:r>
+        <w:rPr>
+          <w:u w:val="single" w:color="0000ff"/>
+          <w:rFonts w:ascii="Charis SIL Regular" w:hAnsi="Charis SIL Regular" w:eastAsia="Charis SIL Regular"/>
+          <w:b w:val="0"/>
+          <w:i w:val="0"/>
+          <w:color w:val="000000"/>
+          <w:sz w:val="24"/>
+        </w:rPr>
+        <w:hyperlink r:id="rId11" w:history="1">
+          <w:r>
+            <w:rPr>
+              <w:rStyle w:val="Hyperlink"/>
+            </w:rPr>
+            <w:t>dien</w:t>
+          </w:r>
+        </w:hyperlink>
       </w:r>
       <w:r>
         <w:rPr>
@@ -1087,6 +1058,7 @@
       </w:r>
       <w:r>
         <w:rPr>
+          <w:u w:val="single" w:color="0000ff"/>
           <w:rFonts w:ascii="Charis SIL Regular" w:hAnsi="Charis SIL Regular" w:eastAsia="Charis SIL Regular"/>
           <w:b w:val="0"/>
           <w:i w:val="0"/>
@@ -1874,13 +1846,214 @@
       </w:r>
       <w:r>
         <w:rPr>
+          <w:u w:val="single" w:color="0000ff"/>
           <w:rFonts w:ascii="Charis SIL Regular" w:hAnsi="Charis SIL Regular" w:eastAsia="Charis SIL Regular"/>
           <w:b w:val="0"/>
           <w:i w:val="0"/>
           <w:color w:val="000000"/>
           <w:sz w:val="24"/>
         </w:rPr>
-        <w:t>manier opgebouwd. Archiefstukken met betr</w:t>
+        <w:hyperlink r:id="rId16" w:history="1">
+          <w:r>
+            <w:rPr>
+              <w:rStyle w:val="Hyperlink"/>
+            </w:rPr>
+            <w:t>ma</w:t>
+          </w:r>
+        </w:hyperlink>
+      </w:r>
+      <w:r>
+        <w:rPr>
+          <w:u w:val="single" w:color="0000ff"/>
+          <w:rFonts w:ascii="Charis SIL Regular" w:hAnsi="Charis SIL Regular" w:eastAsia="Charis SIL Regular"/>
+          <w:b w:val="0"/>
+          <w:i w:val="0"/>
+          <w:color w:val="000000"/>
+          <w:sz w:val="24"/>
+        </w:rPr>
+        <w:hyperlink r:id="rId16" w:history="1">
+          <w:r>
+            <w:rPr>
+              <w:rStyle w:val="Hyperlink"/>
+            </w:rPr>
+            <w:t>nier o</w:t>
+          </w:r>
+        </w:hyperlink>
+      </w:r>
+      <w:r>
+        <w:rPr>
+          <w:rFonts w:ascii="Charis SIL Regular" w:hAnsi="Charis SIL Regular" w:eastAsia="Charis SIL Regular"/>
+          <w:b w:val="0"/>
+          <w:i w:val="0"/>
+          <w:color w:val="000000"/>
+          <w:sz w:val="24"/>
+        </w:rPr>
+        <w:t>pgebou</w:t>
+      </w:r>
+      <w:r>
+        <w:rPr>
+          <w:u w:val="single" w:color="0000ff"/>
+          <w:rFonts w:ascii="Charis SIL Regular" w:hAnsi="Charis SIL Regular" w:eastAsia="Charis SIL Regular"/>
+          <w:b w:val="0"/>
+          <w:i w:val="0"/>
+          <w:color w:val="000000"/>
+          <w:sz w:val="24"/>
+        </w:rPr>
+        <w:hyperlink r:id="rId17" w:history="1">
+          <w:r>
+            <w:rPr>
+              <w:rStyle w:val="Hyperlink"/>
+            </w:rPr>
+            <w:t>wd. Ar</w:t>
+          </w:r>
+        </w:hyperlink>
+      </w:r>
+      <w:r>
+        <w:rPr>
+          <w:u w:val="single" w:color="0000ff"/>
+          <w:rFonts w:ascii="Charis SIL Regular" w:hAnsi="Charis SIL Regular" w:eastAsia="Charis SIL Regular"/>
+          <w:b w:val="0"/>
+          <w:i w:val="0"/>
+          <w:color w:val="000000"/>
+          <w:sz w:val="24"/>
+        </w:rPr>
+        <w:hyperlink r:id="rId17" w:history="1">
+          <w:r>
+            <w:rPr>
+              <w:rStyle w:val="Hyperlink"/>
+            </w:rPr>
+            <w:t>c</w:t>
+          </w:r>
+        </w:hyperlink>
+      </w:r>
+      <w:r>
+        <w:rPr>
+          <w:u w:val="single" w:color="0000ff"/>
+          <w:rFonts w:ascii="Charis SIL Regular" w:hAnsi="Charis SIL Regular" w:eastAsia="Charis SIL Regular"/>
+          <w:b w:val="0"/>
+          <w:i w:val="0"/>
+          <w:color w:val="000000"/>
+          <w:sz w:val="24"/>
+        </w:rPr>
+        <w:hyperlink r:id="rId17" w:history="1">
+          <w:r>
+            <w:rPr>
+              <w:rStyle w:val="Hyperlink"/>
+            </w:rPr>
+            <w:t>hief</w:t>
+          </w:r>
+        </w:hyperlink>
+      </w:r>
+      <w:r>
+        <w:rPr>
+          <w:u w:val="single" w:color="0000ff"/>
+          <w:rFonts w:ascii="Charis SIL Regular" w:hAnsi="Charis SIL Regular" w:eastAsia="Charis SIL Regular"/>
+          <w:b w:val="0"/>
+          <w:i w:val="0"/>
+          <w:color w:val="000000"/>
+          <w:sz w:val="24"/>
+        </w:rPr>
+        <w:hyperlink r:id="rId17" w:history="1">
+          <w:r>
+            <w:rPr>
+              <w:rStyle w:val="Hyperlink"/>
+            </w:rPr>
+            <w:t>stukk</w:t>
+          </w:r>
+        </w:hyperlink>
+      </w:r>
+      <w:r>
+        <w:rPr>
+          <w:u w:val="single" w:color="0000ff"/>
+          <w:rFonts w:ascii="Charis SIL Regular" w:hAnsi="Charis SIL Regular" w:eastAsia="Charis SIL Regular"/>
+          <w:b w:val="0"/>
+          <w:i w:val="0"/>
+          <w:color w:val="000000"/>
+          <w:sz w:val="24"/>
+        </w:rPr>
+        <w:hyperlink r:id="rId17" w:history="1">
+          <w:r>
+            <w:rPr>
+              <w:rStyle w:val="Hyperlink"/>
+            </w:rPr>
+            <w:t>e</w:t>
+          </w:r>
+        </w:hyperlink>
+      </w:r>
+      <w:r>
+        <w:rPr>
+          <w:u w:val="single" w:color="0000ff"/>
+          <w:rFonts w:ascii="Charis SIL Regular" w:hAnsi="Charis SIL Regular" w:eastAsia="Charis SIL Regular"/>
+          <w:b w:val="0"/>
+          <w:i w:val="0"/>
+          <w:color w:val="000000"/>
+          <w:sz w:val="24"/>
+        </w:rPr>
+        <w:hyperlink r:id="rId17" w:history="1">
+          <w:r>
+            <w:rPr>
+              <w:rStyle w:val="Hyperlink"/>
+            </w:rPr>
+            <w:t xml:space="preserve">n </w:t>
+          </w:r>
+        </w:hyperlink>
+      </w:r>
+      <w:r>
+        <w:rPr>
+          <w:rFonts w:ascii="Charis SIL Regular" w:hAnsi="Charis SIL Regular" w:eastAsia="Charis SIL Regular"/>
+          <w:b w:val="0"/>
+          <w:i w:val="0"/>
+          <w:color w:val="000000"/>
+          <w:sz w:val="24"/>
+        </w:rPr>
+        <w:t>m</w:t>
+      </w:r>
+      <w:r>
+        <w:rPr>
+          <w:u w:val="single" w:color="0000ff"/>
+          <w:rFonts w:ascii="Charis SIL Regular" w:hAnsi="Charis SIL Regular" w:eastAsia="Charis SIL Regular"/>
+          <w:b w:val="0"/>
+          <w:i w:val="0"/>
+          <w:color w:val="000000"/>
+          <w:sz w:val="24"/>
+        </w:rPr>
+        <w:hyperlink r:id="rId17" w:history="1">
+          <w:r>
+            <w:rPr>
+              <w:rStyle w:val="Hyperlink"/>
+            </w:rPr>
+            <w:t>et</w:t>
+          </w:r>
+        </w:hyperlink>
+      </w:r>
+      <w:r>
+        <w:rPr>
+          <w:u w:val="single" w:color="0000ff"/>
+          <w:rFonts w:ascii="Charis SIL Regular" w:hAnsi="Charis SIL Regular" w:eastAsia="Charis SIL Regular"/>
+          <w:b w:val="0"/>
+          <w:i w:val="0"/>
+          <w:color w:val="000000"/>
+          <w:sz w:val="24"/>
+        </w:rPr>
+        <w:t xml:space="preserve"> </w:t>
+      </w:r>
+      <w:r>
+        <w:rPr>
+          <w:u w:val="single" w:color="0000ff"/>
+          <w:rFonts w:ascii="Charis SIL Regular" w:hAnsi="Charis SIL Regular" w:eastAsia="Charis SIL Regular"/>
+          <w:b w:val="0"/>
+          <w:i w:val="0"/>
+          <w:color w:val="000000"/>
+          <w:sz w:val="24"/>
+        </w:rPr>
+        <w:hyperlink r:id="rId17" w:history="1">
+          <w:r>
+            <w:rPr>
+              <w:rStyle w:val="Hyperlink"/>
+            </w:rPr>
+            <w:t>betr</w:t>
+          </w:r>
+        </w:hyperlink>
       </w:r>
       <w:r>
         <w:rPr>

--- a/EXPORTS/DOCX/published/niveau3/Dutch/WMRotterdam.docx
+++ b/EXPORTS/DOCX/published/niveau3/Dutch/WMRotterdam.docx
@@ -296,7 +296,53 @@
           <w:color w:val="000000"/>
           <w:sz w:val="24"/>
         </w:rPr>
-        <w:t xml:space="preserve">naar de voorzitter van de Yachtvereniging. Toen </w:t>
+        <w:t>naar de voorzitter van de Yachtvereni</w:t>
+      </w:r>
+      <w:r>
+        <w:rPr>
+          <w:u w:val="single" w:color="0000ff"/>
+          <w:rFonts w:ascii="Charis SIL Regular" w:hAnsi="Charis SIL Regular" w:eastAsia="Charis SIL Regular"/>
+          <w:b w:val="0"/>
+          <w:i w:val="0"/>
+          <w:color w:val="000000"/>
+          <w:sz w:val="24"/>
+        </w:rPr>
+        <w:hyperlink r:id="rId9" w:history="1">
+          <w:r>
+            <w:rPr>
+              <w:rStyle w:val="Hyperlink"/>
+            </w:rPr>
+            <w:t>ging. Toe</w:t>
+          </w:r>
+        </w:hyperlink>
+      </w:r>
+      <w:r>
+        <w:rPr>
+          <w:u w:val="single" w:color="0000ff"/>
+          <w:rFonts w:ascii="Charis SIL Regular" w:hAnsi="Charis SIL Regular" w:eastAsia="Charis SIL Regular"/>
+          <w:b w:val="0"/>
+          <w:i w:val="0"/>
+          <w:color w:val="000000"/>
+          <w:sz w:val="24"/>
+        </w:rPr>
+        <w:hyperlink r:id="rId9" w:history="1">
+          <w:r>
+            <w:rPr>
+              <w:rStyle w:val="Hyperlink"/>
+            </w:rPr>
+            <w:t>n</w:t>
+          </w:r>
+        </w:hyperlink>
+      </w:r>
+      <w:r>
+        <w:rPr>
+          <w:rFonts w:ascii="Charis SIL Regular" w:hAnsi="Charis SIL Regular" w:eastAsia="Charis SIL Regular"/>
+          <w:b w:val="0"/>
+          <w:i w:val="0"/>
+          <w:color w:val="000000"/>
+          <w:sz w:val="24"/>
+        </w:rPr>
+        <w:t xml:space="preserve"> </w:t>
       </w:r>
       <w:r>
         <w:rPr>
@@ -307,7 +353,7 @@
           <w:sz w:val="24"/>
           <w:u w:val="single"/>
         </w:rPr>
-        <w:hyperlink r:id="rId10" w:history="1">
+        <w:hyperlink r:id="rId9" w:history="1">
           <w:r>
             <w:rPr>
               <w:rStyle w:val="Hyperlink"/>
@@ -336,7 +382,7 @@
           <w:sz w:val="24"/>
           <w:u w:val="single"/>
         </w:rPr>
-        <w:hyperlink r:id="rId10" w:history="1">
+        <w:hyperlink r:id="rId9" w:history="1">
           <w:r>
             <w:rPr>
               <w:rStyle w:val="Hyperlink"/>
@@ -1058,7 +1104,6 @@
       </w:r>
       <w:r>
         <w:rPr>
-          <w:u w:val="single" w:color="0000ff"/>
           <w:rFonts w:ascii="Charis SIL Regular" w:hAnsi="Charis SIL Regular" w:eastAsia="Charis SIL Regular"/>
           <w:b w:val="0"/>
           <w:i w:val="0"/>
@@ -1846,167 +1891,13 @@
       </w:r>
       <w:r>
         <w:rPr>
-          <w:u w:val="single" w:color="0000ff"/>
           <w:rFonts w:ascii="Charis SIL Regular" w:hAnsi="Charis SIL Regular" w:eastAsia="Charis SIL Regular"/>
           <w:b w:val="0"/>
           <w:i w:val="0"/>
           <w:color w:val="000000"/>
           <w:sz w:val="24"/>
         </w:rPr>
-        <w:hyperlink r:id="rId16" w:history="1">
-          <w:r>
-            <w:rPr>
-              <w:rStyle w:val="Hyperlink"/>
-            </w:rPr>
-            <w:t>ma</w:t>
-          </w:r>
-        </w:hyperlink>
-      </w:r>
-      <w:r>
-        <w:rPr>
-          <w:u w:val="single" w:color="0000ff"/>
-          <w:rFonts w:ascii="Charis SIL Regular" w:hAnsi="Charis SIL Regular" w:eastAsia="Charis SIL Regular"/>
-          <w:b w:val="0"/>
-          <w:i w:val="0"/>
-          <w:color w:val="000000"/>
-          <w:sz w:val="24"/>
-        </w:rPr>
-        <w:hyperlink r:id="rId16" w:history="1">
-          <w:r>
-            <w:rPr>
-              <w:rStyle w:val="Hyperlink"/>
-            </w:rPr>
-            <w:t>nier o</w:t>
-          </w:r>
-        </w:hyperlink>
-      </w:r>
-      <w:r>
-        <w:rPr>
-          <w:rFonts w:ascii="Charis SIL Regular" w:hAnsi="Charis SIL Regular" w:eastAsia="Charis SIL Regular"/>
-          <w:b w:val="0"/>
-          <w:i w:val="0"/>
-          <w:color w:val="000000"/>
-          <w:sz w:val="24"/>
-        </w:rPr>
-        <w:t>pgebou</w:t>
-      </w:r>
-      <w:r>
-        <w:rPr>
-          <w:u w:val="single" w:color="0000ff"/>
-          <w:rFonts w:ascii="Charis SIL Regular" w:hAnsi="Charis SIL Regular" w:eastAsia="Charis SIL Regular"/>
-          <w:b w:val="0"/>
-          <w:i w:val="0"/>
-          <w:color w:val="000000"/>
-          <w:sz w:val="24"/>
-        </w:rPr>
-        <w:hyperlink r:id="rId17" w:history="1">
-          <w:r>
-            <w:rPr>
-              <w:rStyle w:val="Hyperlink"/>
-            </w:rPr>
-            <w:t>wd. Ar</w:t>
-          </w:r>
-        </w:hyperlink>
-      </w:r>
-      <w:r>
-        <w:rPr>
-          <w:u w:val="single" w:color="0000ff"/>
-          <w:rFonts w:ascii="Charis SIL Regular" w:hAnsi="Charis SIL Regular" w:eastAsia="Charis SIL Regular"/>
-          <w:b w:val="0"/>
-          <w:i w:val="0"/>
-          <w:color w:val="000000"/>
-          <w:sz w:val="24"/>
-        </w:rPr>
-        <w:hyperlink r:id="rId17" w:history="1">
-          <w:r>
-            <w:rPr>
-              <w:rStyle w:val="Hyperlink"/>
-            </w:rPr>
-            <w:t>c</w:t>
-          </w:r>
-        </w:hyperlink>
-      </w:r>
-      <w:r>
-        <w:rPr>
-          <w:u w:val="single" w:color="0000ff"/>
-          <w:rFonts w:ascii="Charis SIL Regular" w:hAnsi="Charis SIL Regular" w:eastAsia="Charis SIL Regular"/>
-          <w:b w:val="0"/>
-          <w:i w:val="0"/>
-          <w:color w:val="000000"/>
-          <w:sz w:val="24"/>
-        </w:rPr>
-        <w:hyperlink r:id="rId17" w:history="1">
-          <w:r>
-            <w:rPr>
-              <w:rStyle w:val="Hyperlink"/>
-            </w:rPr>
-            <w:t>hief</w:t>
-          </w:r>
-        </w:hyperlink>
-      </w:r>
-      <w:r>
-        <w:rPr>
-          <w:u w:val="single" w:color="0000ff"/>
-          <w:rFonts w:ascii="Charis SIL Regular" w:hAnsi="Charis SIL Regular" w:eastAsia="Charis SIL Regular"/>
-          <w:b w:val="0"/>
-          <w:i w:val="0"/>
-          <w:color w:val="000000"/>
-          <w:sz w:val="24"/>
-        </w:rPr>
-        <w:hyperlink r:id="rId17" w:history="1">
-          <w:r>
-            <w:rPr>
-              <w:rStyle w:val="Hyperlink"/>
-            </w:rPr>
-            <w:t>stukk</w:t>
-          </w:r>
-        </w:hyperlink>
-      </w:r>
-      <w:r>
-        <w:rPr>
-          <w:u w:val="single" w:color="0000ff"/>
-          <w:rFonts w:ascii="Charis SIL Regular" w:hAnsi="Charis SIL Regular" w:eastAsia="Charis SIL Regular"/>
-          <w:b w:val="0"/>
-          <w:i w:val="0"/>
-          <w:color w:val="000000"/>
-          <w:sz w:val="24"/>
-        </w:rPr>
-        <w:hyperlink r:id="rId17" w:history="1">
-          <w:r>
-            <w:rPr>
-              <w:rStyle w:val="Hyperlink"/>
-            </w:rPr>
-            <w:t>e</w:t>
-          </w:r>
-        </w:hyperlink>
-      </w:r>
-      <w:r>
-        <w:rPr>
-          <w:u w:val="single" w:color="0000ff"/>
-          <w:rFonts w:ascii="Charis SIL Regular" w:hAnsi="Charis SIL Regular" w:eastAsia="Charis SIL Regular"/>
-          <w:b w:val="0"/>
-          <w:i w:val="0"/>
-          <w:color w:val="000000"/>
-          <w:sz w:val="24"/>
-        </w:rPr>
-        <w:hyperlink r:id="rId17" w:history="1">
-          <w:r>
-            <w:rPr>
-              <w:rStyle w:val="Hyperlink"/>
-            </w:rPr>
-            <w:t xml:space="preserve">n </w:t>
-          </w:r>
-        </w:hyperlink>
-      </w:r>
-      <w:r>
-        <w:rPr>
-          <w:rFonts w:ascii="Charis SIL Regular" w:hAnsi="Charis SIL Regular" w:eastAsia="Charis SIL Regular"/>
-          <w:b w:val="0"/>
-          <w:i w:val="0"/>
-          <w:color w:val="000000"/>
-          <w:sz w:val="24"/>
-        </w:rPr>
-        <w:t>m</w:t>
+        <w:t>manier opgebouwd. Archiefstukken m</w:t>
       </w:r>
       <w:r>
         <w:rPr>
